--- a/lb_2_(TRIR)_отчёт.docx
+++ b/lb_2_(TRIR)_отчёт.docx
@@ -1064,6 +1064,7 @@
         </w:rPr>
         <w:t>стилей CSS</w:t>
       </w:r>
+      <w:proofErr w:type="gramStart"/>
       <w:r>
         <w:rPr>
           <w:rFonts w:cs="Times New Roman"/>
@@ -1081,7 +1082,37 @@
           <w:i/>
           <w:szCs w:val="28"/>
         </w:rPr>
-        <w:t>В ходе выполнения работы мы оформим созданную в 1 ЛР web-страничку, чтобы она стала более разноцветной</w:t>
+        <w:t>В ходе</w:t>
+      </w:r>
+      <w:proofErr w:type="gramEnd"/>
+      <w:r>
+        <w:rPr>
+          <w:b/>
+          <w:bCs/>
+          <w:i/>
+          <w:szCs w:val="28"/>
+        </w:rPr>
+        <w:t xml:space="preserve"> выполнения работы мы оформим созданную в 1 ЛР </w:t>
+      </w:r>
+      <w:proofErr w:type="spellStart"/>
+      <w:r>
+        <w:rPr>
+          <w:b/>
+          <w:bCs/>
+          <w:i/>
+          <w:szCs w:val="28"/>
+        </w:rPr>
+        <w:t>web</w:t>
+      </w:r>
+      <w:proofErr w:type="spellEnd"/>
+      <w:r>
+        <w:rPr>
+          <w:b/>
+          <w:bCs/>
+          <w:i/>
+          <w:szCs w:val="28"/>
+        </w:rPr>
+        <w:t>-страничку, чтобы она стала более разноцветной</w:t>
       </w:r>
       <w:r>
         <w:rPr>
@@ -1153,6 +1184,7 @@
           <w:rFonts w:cs="Times New Roman"/>
           <w:b/>
           <w:szCs w:val="28"/>
+          <w:lang w:val="en-US"/>
         </w:rPr>
       </w:pPr>
       <w:r>
@@ -1172,6 +1204,277 @@
           <w:rFonts w:cs="Times New Roman"/>
           <w:b/>
           <w:szCs w:val="28"/>
+        </w:rPr>
+      </w:pPr>
+      <w:r>
+        <w:rPr>
+          <w:rFonts w:cs="Times New Roman"/>
+          <w:bCs/>
+          <w:szCs w:val="28"/>
+        </w:rPr>
+        <w:t xml:space="preserve">В папке </w:t>
+      </w:r>
+      <w:proofErr w:type="spellStart"/>
+      <w:r>
+        <w:rPr>
+          <w:rFonts w:cs="Times New Roman"/>
+          <w:bCs/>
+          <w:szCs w:val="28"/>
+        </w:rPr>
+        <w:t>public_html</w:t>
+      </w:r>
+      <w:proofErr w:type="spellEnd"/>
+      <w:r>
+        <w:rPr>
+          <w:rFonts w:cs="Times New Roman"/>
+          <w:bCs/>
+          <w:szCs w:val="28"/>
+        </w:rPr>
+        <w:t xml:space="preserve"> создан внешний файл стилей style.css, подключённый к main.html через тег </w:t>
+      </w:r>
+      <w:proofErr w:type="spellStart"/>
+      <w:r>
+        <w:rPr>
+          <w:rFonts w:cs="Times New Roman"/>
+          <w:bCs/>
+          <w:szCs w:val="28"/>
+        </w:rPr>
+        <w:t>link</w:t>
+      </w:r>
+      <w:proofErr w:type="spellEnd"/>
+      <w:r>
+        <w:rPr>
+          <w:rFonts w:cs="Times New Roman"/>
+          <w:bCs/>
+          <w:szCs w:val="28"/>
+        </w:rPr>
+        <w:t xml:space="preserve"> с атрибутами </w:t>
+      </w:r>
+      <w:proofErr w:type="spellStart"/>
+      <w:r>
+        <w:rPr>
+          <w:rFonts w:cs="Times New Roman"/>
+          <w:bCs/>
+          <w:szCs w:val="28"/>
+        </w:rPr>
+        <w:t>rel</w:t>
+      </w:r>
+      <w:proofErr w:type="spellEnd"/>
+      <w:r>
+        <w:rPr>
+          <w:rFonts w:cs="Times New Roman"/>
+          <w:bCs/>
+          <w:szCs w:val="28"/>
+        </w:rPr>
+        <w:t>="</w:t>
+      </w:r>
+      <w:proofErr w:type="spellStart"/>
+      <w:r>
+        <w:rPr>
+          <w:rFonts w:cs="Times New Roman"/>
+          <w:bCs/>
+          <w:szCs w:val="28"/>
+        </w:rPr>
+        <w:t>stylesheet</w:t>
+      </w:r>
+      <w:proofErr w:type="spellEnd"/>
+      <w:r>
+        <w:rPr>
+          <w:rFonts w:cs="Times New Roman"/>
+          <w:bCs/>
+          <w:szCs w:val="28"/>
+        </w:rPr>
+        <w:t xml:space="preserve">", </w:t>
+      </w:r>
+      <w:proofErr w:type="spellStart"/>
+      <w:r>
+        <w:rPr>
+          <w:rFonts w:cs="Times New Roman"/>
+          <w:bCs/>
+          <w:szCs w:val="28"/>
+        </w:rPr>
+        <w:t>href</w:t>
+      </w:r>
+      <w:proofErr w:type="spellEnd"/>
+      <w:r>
+        <w:rPr>
+          <w:rFonts w:cs="Times New Roman"/>
+          <w:bCs/>
+          <w:szCs w:val="28"/>
+        </w:rPr>
+        <w:t xml:space="preserve">="style.css" и </w:t>
+      </w:r>
+      <w:proofErr w:type="spellStart"/>
+      <w:r>
+        <w:rPr>
+          <w:rFonts w:cs="Times New Roman"/>
+          <w:bCs/>
+          <w:szCs w:val="28"/>
+        </w:rPr>
+        <w:t>type</w:t>
+      </w:r>
+      <w:proofErr w:type="spellEnd"/>
+      <w:r>
+        <w:rPr>
+          <w:rFonts w:cs="Times New Roman"/>
+          <w:bCs/>
+          <w:szCs w:val="28"/>
+        </w:rPr>
+        <w:t>="</w:t>
+      </w:r>
+      <w:proofErr w:type="spellStart"/>
+      <w:r>
+        <w:rPr>
+          <w:rFonts w:cs="Times New Roman"/>
+          <w:bCs/>
+          <w:szCs w:val="28"/>
+        </w:rPr>
+        <w:t>text</w:t>
+      </w:r>
+      <w:proofErr w:type="spellEnd"/>
+      <w:r>
+        <w:rPr>
+          <w:rFonts w:cs="Times New Roman"/>
+          <w:bCs/>
+          <w:szCs w:val="28"/>
+        </w:rPr>
+        <w:t>/</w:t>
+      </w:r>
+      <w:proofErr w:type="spellStart"/>
+      <w:r>
+        <w:rPr>
+          <w:rFonts w:cs="Times New Roman"/>
+          <w:bCs/>
+          <w:szCs w:val="28"/>
+        </w:rPr>
+        <w:t>css</w:t>
+      </w:r>
+      <w:proofErr w:type="spellEnd"/>
+      <w:r>
+        <w:rPr>
+          <w:rFonts w:cs="Times New Roman"/>
+          <w:bCs/>
+          <w:szCs w:val="28"/>
+        </w:rPr>
+        <w:t xml:space="preserve">"; в файле заданы глобальные правила для тегов: для </w:t>
+      </w:r>
+      <w:proofErr w:type="spellStart"/>
+      <w:r>
+        <w:rPr>
+          <w:rFonts w:cs="Times New Roman"/>
+          <w:bCs/>
+          <w:szCs w:val="28"/>
+        </w:rPr>
+        <w:t>body</w:t>
+      </w:r>
+      <w:proofErr w:type="spellEnd"/>
+      <w:r>
+        <w:rPr>
+          <w:rFonts w:cs="Times New Roman"/>
+          <w:bCs/>
+          <w:szCs w:val="28"/>
+        </w:rPr>
+        <w:t xml:space="preserve"> установлен фоновый цвет, для h1 — цвет текста, шрифт </w:t>
+      </w:r>
+      <w:proofErr w:type="spellStart"/>
+      <w:r>
+        <w:rPr>
+          <w:rFonts w:cs="Times New Roman"/>
+          <w:bCs/>
+          <w:szCs w:val="28"/>
+        </w:rPr>
+        <w:t>Verdana</w:t>
+      </w:r>
+      <w:proofErr w:type="spellEnd"/>
+      <w:r>
+        <w:rPr>
+          <w:rFonts w:cs="Times New Roman"/>
+          <w:bCs/>
+          <w:szCs w:val="28"/>
+        </w:rPr>
+        <w:t xml:space="preserve"> заданного размера и центрирование, для h2 — цвет текста, шрифт </w:t>
+      </w:r>
+      <w:proofErr w:type="spellStart"/>
+      <w:r>
+        <w:rPr>
+          <w:rFonts w:cs="Times New Roman"/>
+          <w:bCs/>
+          <w:szCs w:val="28"/>
+        </w:rPr>
+        <w:t>Verdana</w:t>
+      </w:r>
+      <w:proofErr w:type="spellEnd"/>
+      <w:r>
+        <w:rPr>
+          <w:rFonts w:cs="Times New Roman"/>
+          <w:bCs/>
+          <w:szCs w:val="28"/>
+        </w:rPr>
+        <w:t xml:space="preserve"> заданного размера и выравнивание по правому краю, для абзацев p — цвет текста, шрифт </w:t>
+      </w:r>
+      <w:proofErr w:type="spellStart"/>
+      <w:r>
+        <w:rPr>
+          <w:rFonts w:cs="Times New Roman"/>
+          <w:bCs/>
+          <w:szCs w:val="28"/>
+        </w:rPr>
+        <w:t>Arial</w:t>
+      </w:r>
+      <w:proofErr w:type="spellEnd"/>
+      <w:r>
+        <w:rPr>
+          <w:rFonts w:cs="Times New Roman"/>
+          <w:bCs/>
+          <w:szCs w:val="28"/>
+        </w:rPr>
+        <w:t xml:space="preserve"> заданного размера и выравнивание по ширине, а также изменены маркеры списков: для </w:t>
+      </w:r>
+      <w:proofErr w:type="spellStart"/>
+      <w:r>
+        <w:rPr>
+          <w:rFonts w:cs="Times New Roman"/>
+          <w:bCs/>
+          <w:szCs w:val="28"/>
+        </w:rPr>
+        <w:t>ol</w:t>
+      </w:r>
+      <w:proofErr w:type="spellEnd"/>
+      <w:r>
+        <w:rPr>
+          <w:rFonts w:cs="Times New Roman"/>
+          <w:bCs/>
+          <w:szCs w:val="28"/>
+        </w:rPr>
+        <w:t xml:space="preserve"> установлены верхние римские цифры, для </w:t>
+      </w:r>
+      <w:proofErr w:type="spellStart"/>
+      <w:r>
+        <w:rPr>
+          <w:rFonts w:cs="Times New Roman"/>
+          <w:bCs/>
+          <w:szCs w:val="28"/>
+        </w:rPr>
+        <w:t>ul</w:t>
+      </w:r>
+      <w:proofErr w:type="spellEnd"/>
+      <w:r>
+        <w:rPr>
+          <w:rFonts w:cs="Times New Roman"/>
+          <w:bCs/>
+          <w:szCs w:val="28"/>
+        </w:rPr>
+        <w:t xml:space="preserve"> — квадратные маркеры; после этого корректность отображения всей страницы успешно проверена в браузере.</w:t>
+      </w:r>
+    </w:p>
+    <w:p>
+      <w:pPr>
+        <w:ind w:right="-568" w:firstLine="709"/>
+        <w:jc w:val="both"/>
+        <w:rPr>
+          <w:rFonts w:cs="Times New Roman"/>
+          <w:b/>
+          <w:szCs w:val="28"/>
           <w:lang w:val="en-US"/>
         </w:rPr>
       </w:pPr>
@@ -1179,6 +1482,7 @@
         <w:rPr>
           <w:rFonts w:cs="Times New Roman"/>
           <w:b/>
+          <w:noProof/>
           <w:szCs w:val="28"/>
         </w:rPr>
         <w:drawing>
@@ -1233,9 +1537,691 @@
           <w:rFonts w:cs="Times New Roman"/>
           <w:b/>
           <w:szCs w:val="28"/>
+          <w:lang w:val="en-US"/>
+        </w:rPr>
+        <w:lastRenderedPageBreak/>
+        <w:drawing>
+          <wp:inline distT="0" distB="0" distL="0" distR="0" wp14:anchorId="3D861238" wp14:editId="5D5FB596">
+            <wp:extent cx="5940425" cy="3340100"/>
+            <wp:effectExtent l="0" t="0" r="3175" b="0"/>
+            <wp:docPr id="2" name="Рисунок 2"/>
+            <wp:cNvGraphicFramePr>
+              <a:graphicFrameLocks xmlns:a="http://schemas.openxmlformats.org/drawingml/2006/main" noChangeAspect="1"/>
+            </wp:cNvGraphicFramePr>
+            <a:graphic xmlns:a="http://schemas.openxmlformats.org/drawingml/2006/main">
+              <a:graphicData uri="http://schemas.openxmlformats.org/drawingml/2006/picture">
+                <pic:pic xmlns:pic="http://schemas.openxmlformats.org/drawingml/2006/picture">
+                  <pic:nvPicPr>
+                    <pic:cNvPr id="1" name=""/>
+                    <pic:cNvPicPr/>
+                  </pic:nvPicPr>
+                  <pic:blipFill>
+                    <a:blip r:embed="rId6"/>
+                    <a:stretch>
+                      <a:fillRect/>
+                    </a:stretch>
+                  </pic:blipFill>
+                  <pic:spPr>
+                    <a:xfrm>
+                      <a:off x="0" y="0"/>
+                      <a:ext cx="5940425" cy="3340100"/>
+                    </a:xfrm>
+                    <a:prstGeom prst="rect">
+                      <a:avLst/>
+                    </a:prstGeom>
+                  </pic:spPr>
+                </pic:pic>
+              </a:graphicData>
+            </a:graphic>
+          </wp:inline>
+        </w:drawing>
+      </w:r>
+    </w:p>
+    <w:p>
+      <w:pPr>
+        <w:ind w:right="-568" w:firstLine="709"/>
+        <w:jc w:val="both"/>
+        <w:rPr>
+          <w:rFonts w:cs="Times New Roman"/>
+          <w:b/>
+          <w:szCs w:val="28"/>
+        </w:rPr>
+      </w:pPr>
+      <w:r>
+        <w:rPr>
+          <w:rFonts w:cs="Times New Roman"/>
+          <w:b/>
+          <w:szCs w:val="28"/>
+        </w:rPr>
+        <w:t xml:space="preserve">Задание </w:t>
+      </w:r>
+      <w:r>
+        <w:rPr>
+          <w:rFonts w:cs="Times New Roman"/>
+          <w:b/>
+          <w:szCs w:val="28"/>
+        </w:rPr>
+        <w:t>2</w:t>
+      </w:r>
+    </w:p>
+    <w:p>
+      <w:pPr>
+        <w:ind w:right="-568" w:firstLine="709"/>
+        <w:jc w:val="both"/>
+        <w:rPr>
+          <w:rFonts w:cs="Times New Roman"/>
+          <w:szCs w:val="28"/>
+        </w:rPr>
+      </w:pPr>
+      <w:r>
+        <w:rPr>
+          <w:rFonts w:cs="Times New Roman"/>
+          <w:szCs w:val="28"/>
+        </w:rPr>
+        <w:t xml:space="preserve">Во втором задании я создал новую страницу </w:t>
+      </w:r>
+      <w:r>
+        <w:rPr>
+          <w:rStyle w:val="HTML"/>
+          <w:rFonts w:ascii="Times New Roman" w:eastAsiaTheme="majorEastAsia" w:hAnsi="Times New Roman" w:cs="Times New Roman"/>
+          <w:sz w:val="28"/>
+          <w:szCs w:val="28"/>
+        </w:rPr>
+        <w:t>ploshady.html</w:t>
+      </w:r>
+      <w:r>
+        <w:rPr>
+          <w:rFonts w:cs="Times New Roman"/>
+          <w:szCs w:val="28"/>
+        </w:rPr>
+        <w:t xml:space="preserve">, подключил к ней общую таблицу </w:t>
+      </w:r>
+      <w:r>
+        <w:rPr>
+          <w:rStyle w:val="HTML"/>
+          <w:rFonts w:ascii="Times New Roman" w:eastAsiaTheme="majorEastAsia" w:hAnsi="Times New Roman" w:cs="Times New Roman"/>
+          <w:sz w:val="28"/>
+          <w:szCs w:val="28"/>
+        </w:rPr>
+        <w:t>style.css</w:t>
+      </w:r>
+      <w:r>
+        <w:rPr>
+          <w:rFonts w:cs="Times New Roman"/>
+          <w:szCs w:val="28"/>
+        </w:rPr>
+        <w:t xml:space="preserve"> и перенес туда текст. Для того чтобы заголовки </w:t>
+      </w:r>
+      <w:r>
+        <w:rPr>
+          <w:rStyle w:val="HTML"/>
+          <w:rFonts w:ascii="Times New Roman" w:eastAsiaTheme="majorEastAsia" w:hAnsi="Times New Roman" w:cs="Times New Roman"/>
+          <w:sz w:val="28"/>
+          <w:szCs w:val="28"/>
+        </w:rPr>
+        <w:t>&lt;h1&gt;</w:t>
+      </w:r>
+      <w:r>
+        <w:rPr>
+          <w:rFonts w:cs="Times New Roman"/>
+          <w:szCs w:val="28"/>
+        </w:rPr>
+        <w:t xml:space="preserve"> имели разное цветовое оформление, я использовал технологию классов, присвоив им уникальные имена (</w:t>
+      </w:r>
+      <w:proofErr w:type="spellStart"/>
+      <w:r>
+        <w:rPr>
+          <w:rStyle w:val="HTML"/>
+          <w:rFonts w:ascii="Times New Roman" w:eastAsiaTheme="majorEastAsia" w:hAnsi="Times New Roman" w:cs="Times New Roman"/>
+          <w:sz w:val="28"/>
+          <w:szCs w:val="28"/>
+        </w:rPr>
+        <w:t>main</w:t>
+      </w:r>
+      <w:proofErr w:type="spellEnd"/>
+      <w:r>
+        <w:rPr>
+          <w:rFonts w:cs="Times New Roman"/>
+          <w:szCs w:val="28"/>
+        </w:rPr>
+        <w:t xml:space="preserve">, </w:t>
+      </w:r>
+      <w:proofErr w:type="spellStart"/>
+      <w:r>
+        <w:rPr>
+          <w:rStyle w:val="HTML"/>
+          <w:rFonts w:ascii="Times New Roman" w:eastAsiaTheme="majorEastAsia" w:hAnsi="Times New Roman" w:cs="Times New Roman"/>
+          <w:sz w:val="28"/>
+          <w:szCs w:val="28"/>
+        </w:rPr>
+        <w:t>golub</w:t>
+      </w:r>
+      <w:proofErr w:type="spellEnd"/>
+      <w:r>
+        <w:rPr>
+          <w:rFonts w:cs="Times New Roman"/>
+          <w:szCs w:val="28"/>
+        </w:rPr>
+        <w:t xml:space="preserve">, </w:t>
+      </w:r>
+      <w:proofErr w:type="spellStart"/>
+      <w:r>
+        <w:rPr>
+          <w:rStyle w:val="HTML"/>
+          <w:rFonts w:ascii="Times New Roman" w:eastAsiaTheme="majorEastAsia" w:hAnsi="Times New Roman" w:cs="Times New Roman"/>
+          <w:sz w:val="28"/>
+          <w:szCs w:val="28"/>
+        </w:rPr>
+        <w:t>krasn</w:t>
+      </w:r>
+      <w:proofErr w:type="spellEnd"/>
+      <w:r>
+        <w:rPr>
+          <w:rFonts w:cs="Times New Roman"/>
+          <w:szCs w:val="28"/>
+        </w:rPr>
+        <w:t xml:space="preserve">, </w:t>
+      </w:r>
+      <w:proofErr w:type="spellStart"/>
+      <w:r>
+        <w:rPr>
+          <w:rStyle w:val="HTML"/>
+          <w:rFonts w:ascii="Times New Roman" w:eastAsiaTheme="majorEastAsia" w:hAnsi="Times New Roman" w:cs="Times New Roman"/>
+          <w:sz w:val="28"/>
+          <w:szCs w:val="28"/>
+        </w:rPr>
+        <w:t>zelen</w:t>
+      </w:r>
+      <w:proofErr w:type="spellEnd"/>
+      <w:r>
+        <w:rPr>
+          <w:rFonts w:cs="Times New Roman"/>
+          <w:szCs w:val="28"/>
+        </w:rPr>
+        <w:t xml:space="preserve">, </w:t>
+      </w:r>
+      <w:proofErr w:type="spellStart"/>
+      <w:r>
+        <w:rPr>
+          <w:rStyle w:val="HTML"/>
+          <w:rFonts w:ascii="Times New Roman" w:eastAsiaTheme="majorEastAsia" w:hAnsi="Times New Roman" w:cs="Times New Roman"/>
+          <w:sz w:val="28"/>
+          <w:szCs w:val="28"/>
+        </w:rPr>
+        <w:t>oranzhev</w:t>
+      </w:r>
+      <w:proofErr w:type="spellEnd"/>
+      <w:r>
+        <w:rPr>
+          <w:rFonts w:cs="Times New Roman"/>
+          <w:szCs w:val="28"/>
+        </w:rPr>
+        <w:t>). Чтобы оптимизировать код таблицы стилей и избежать дублирования, я применил групповой селектор для одновременного задания общих свойств для всех этих классов (шрифт, размер и выравнивание по левому краю). Затем ниже я прописал индивидуальные правила цвета для каждого класса, что позволило сделать заголовки разноцветными, не перегружая CSS-файл лишним кодом.</w:t>
+      </w:r>
+    </w:p>
+    <w:p>
+      <w:pPr>
+        <w:ind w:right="-568" w:firstLine="709"/>
+        <w:jc w:val="both"/>
+        <w:rPr>
+          <w:rFonts w:cs="Times New Roman"/>
+          <w:szCs w:val="28"/>
+        </w:rPr>
+      </w:pPr>
+      <w:r>
+        <w:rPr>
+          <w:rFonts w:cs="Times New Roman"/>
+          <w:szCs w:val="28"/>
+        </w:rPr>
+        <w:drawing>
+          <wp:inline distT="0" distB="0" distL="0" distR="0" wp14:anchorId="236D23EC" wp14:editId="3ADB4969">
+            <wp:extent cx="5940425" cy="3340100"/>
+            <wp:effectExtent l="0" t="0" r="3175" b="0"/>
+            <wp:docPr id="3" name="Рисунок 3"/>
+            <wp:cNvGraphicFramePr>
+              <a:graphicFrameLocks xmlns:a="http://schemas.openxmlformats.org/drawingml/2006/main" noChangeAspect="1"/>
+            </wp:cNvGraphicFramePr>
+            <a:graphic xmlns:a="http://schemas.openxmlformats.org/drawingml/2006/main">
+              <a:graphicData uri="http://schemas.openxmlformats.org/drawingml/2006/picture">
+                <pic:pic xmlns:pic="http://schemas.openxmlformats.org/drawingml/2006/picture">
+                  <pic:nvPicPr>
+                    <pic:cNvPr id="1" name=""/>
+                    <pic:cNvPicPr/>
+                  </pic:nvPicPr>
+                  <pic:blipFill>
+                    <a:blip r:embed="rId7"/>
+                    <a:stretch>
+                      <a:fillRect/>
+                    </a:stretch>
+                  </pic:blipFill>
+                  <pic:spPr>
+                    <a:xfrm>
+                      <a:off x="0" y="0"/>
+                      <a:ext cx="5940425" cy="3340100"/>
+                    </a:xfrm>
+                    <a:prstGeom prst="rect">
+                      <a:avLst/>
+                    </a:prstGeom>
+                  </pic:spPr>
+                </pic:pic>
+              </a:graphicData>
+            </a:graphic>
+          </wp:inline>
+        </w:drawing>
+      </w:r>
+    </w:p>
+    <w:p>
+      <w:pPr>
+        <w:ind w:right="-568" w:firstLine="709"/>
+        <w:jc w:val="both"/>
+        <w:rPr>
+          <w:rFonts w:cs="Times New Roman"/>
+          <w:b/>
+          <w:szCs w:val="28"/>
+        </w:rPr>
+      </w:pPr>
+      <w:r>
+        <w:rPr>
+          <w:rFonts w:cs="Times New Roman"/>
+          <w:b/>
+          <w:szCs w:val="28"/>
+        </w:rPr>
+        <w:lastRenderedPageBreak/>
+        <w:t xml:space="preserve">Задание </w:t>
+      </w:r>
+      <w:r>
+        <w:rPr>
+          <w:rFonts w:cs="Times New Roman"/>
+          <w:b/>
+          <w:szCs w:val="28"/>
+        </w:rPr>
+        <w:t>3</w:t>
+      </w:r>
+    </w:p>
+    <w:p>
+      <w:pPr>
+        <w:ind w:right="-568" w:firstLine="709"/>
+        <w:jc w:val="both"/>
+      </w:pPr>
+      <w:r>
+        <w:t xml:space="preserve">В третьем задании для гибкой стилизации текстовых блоков я применил классы к обычным абзацам </w:t>
+      </w:r>
+      <w:r>
+        <w:rPr>
+          <w:rStyle w:val="HTML"/>
+          <w:rFonts w:eastAsiaTheme="majorEastAsia"/>
+        </w:rPr>
+        <w:t>&lt;p&gt;</w:t>
+      </w:r>
+      <w:r>
+        <w:t xml:space="preserve"> на странице </w:t>
+      </w:r>
+      <w:r>
+        <w:rPr>
+          <w:rStyle w:val="HTML"/>
+          <w:rFonts w:eastAsiaTheme="majorEastAsia"/>
+        </w:rPr>
+        <w:t>ploshady.html</w:t>
+      </w:r>
+      <w:r>
+        <w:t xml:space="preserve">. Каждому из пяти абзацев я присвоил свой уникальный класс (от </w:t>
+      </w:r>
+      <w:r>
+        <w:rPr>
+          <w:rStyle w:val="HTML"/>
+          <w:rFonts w:eastAsiaTheme="majorEastAsia"/>
+        </w:rPr>
+        <w:t>abz1</w:t>
+      </w:r>
+      <w:r>
+        <w:t xml:space="preserve"> до </w:t>
+      </w:r>
+      <w:r>
+        <w:rPr>
+          <w:rStyle w:val="HTML"/>
+          <w:rFonts w:eastAsiaTheme="majorEastAsia"/>
+        </w:rPr>
+        <w:t>abz5</w:t>
+      </w:r>
+      <w:r>
+        <w:t xml:space="preserve">). В файле </w:t>
+      </w:r>
+      <w:r>
+        <w:rPr>
+          <w:rStyle w:val="HTML"/>
+          <w:rFonts w:eastAsiaTheme="majorEastAsia"/>
+        </w:rPr>
+        <w:t>style.css</w:t>
+      </w:r>
+      <w:r>
+        <w:t xml:space="preserve"> для каждого класса я прописал индивидуальный набор параметров оформления: свои цвета текста, гарнитуры шрифтов (</w:t>
+      </w:r>
+      <w:proofErr w:type="spellStart"/>
+      <w:r>
+        <w:t>Arial</w:t>
+      </w:r>
+      <w:proofErr w:type="spellEnd"/>
+      <w:r>
+        <w:t xml:space="preserve">, </w:t>
+      </w:r>
+      <w:proofErr w:type="spellStart"/>
+      <w:r>
+        <w:t>Tahoma</w:t>
+      </w:r>
+      <w:proofErr w:type="spellEnd"/>
+      <w:r>
+        <w:t xml:space="preserve">, Times, </w:t>
+      </w:r>
+      <w:proofErr w:type="spellStart"/>
+      <w:r>
+        <w:t>Verdana</w:t>
+      </w:r>
+      <w:proofErr w:type="spellEnd"/>
+      <w:r>
+        <w:t>, Georgia), размеры, а также различные варианты выравнивания (по центру, по ширине, по левому и правому краю). Это позволило визуально разнообразить контент страницы и сделать каждый текстовый блок уникальным.</w:t>
+      </w:r>
+    </w:p>
+    <w:p>
+      <w:pPr>
+        <w:ind w:right="-568" w:firstLine="709"/>
+        <w:jc w:val="both"/>
+      </w:pPr>
+      <w:r>
+        <w:drawing>
+          <wp:inline distT="0" distB="0" distL="0" distR="0" wp14:anchorId="3848E0EC" wp14:editId="1D1F3393">
+            <wp:extent cx="5940425" cy="3340100"/>
+            <wp:effectExtent l="0" t="0" r="3175" b="0"/>
+            <wp:docPr id="4" name="Рисунок 4"/>
+            <wp:cNvGraphicFramePr>
+              <a:graphicFrameLocks xmlns:a="http://schemas.openxmlformats.org/drawingml/2006/main" noChangeAspect="1"/>
+            </wp:cNvGraphicFramePr>
+            <a:graphic xmlns:a="http://schemas.openxmlformats.org/drawingml/2006/main">
+              <a:graphicData uri="http://schemas.openxmlformats.org/drawingml/2006/picture">
+                <pic:pic xmlns:pic="http://schemas.openxmlformats.org/drawingml/2006/picture">
+                  <pic:nvPicPr>
+                    <pic:cNvPr id="1" name=""/>
+                    <pic:cNvPicPr/>
+                  </pic:nvPicPr>
+                  <pic:blipFill>
+                    <a:blip r:embed="rId8"/>
+                    <a:stretch>
+                      <a:fillRect/>
+                    </a:stretch>
+                  </pic:blipFill>
+                  <pic:spPr>
+                    <a:xfrm>
+                      <a:off x="0" y="0"/>
+                      <a:ext cx="5940425" cy="3340100"/>
+                    </a:xfrm>
+                    <a:prstGeom prst="rect">
+                      <a:avLst/>
+                    </a:prstGeom>
+                  </pic:spPr>
+                </pic:pic>
+              </a:graphicData>
+            </a:graphic>
+          </wp:inline>
+        </w:drawing>
+      </w:r>
+    </w:p>
+    <w:p>
+      <w:pPr>
+        <w:ind w:right="-568" w:firstLine="709"/>
+        <w:jc w:val="both"/>
+        <w:rPr>
+          <w:rFonts w:cs="Times New Roman"/>
+          <w:b/>
+          <w:szCs w:val="28"/>
+        </w:rPr>
+      </w:pPr>
+      <w:r>
+        <w:rPr>
+          <w:rFonts w:cs="Times New Roman"/>
+          <w:b/>
+          <w:szCs w:val="28"/>
+        </w:rPr>
+        <w:t xml:space="preserve">Задание </w:t>
+      </w:r>
+      <w:r>
+        <w:rPr>
+          <w:rFonts w:cs="Times New Roman"/>
+          <w:b/>
+          <w:szCs w:val="28"/>
+        </w:rPr>
+        <w:t>4</w:t>
+      </w:r>
+    </w:p>
+    <w:p>
+      <w:pPr>
+        <w:ind w:right="-568" w:firstLine="709"/>
+        <w:jc w:val="both"/>
+      </w:pPr>
+      <w:r>
+        <w:t xml:space="preserve">В четвертом задании я создал веб-страницу </w:t>
+      </w:r>
+      <w:r>
+        <w:rPr>
+          <w:rStyle w:val="HTML"/>
+          <w:rFonts w:eastAsiaTheme="majorEastAsia"/>
+        </w:rPr>
+        <w:t>menu.html</w:t>
+      </w:r>
+      <w:r>
+        <w:t xml:space="preserve">, добавил на неё графический логотип, разметил текст заголовками </w:t>
+      </w:r>
+      <w:r>
+        <w:rPr>
+          <w:rStyle w:val="HTML"/>
+          <w:rFonts w:eastAsiaTheme="majorEastAsia"/>
+        </w:rPr>
+        <w:t>&lt;h4&gt;</w:t>
+      </w:r>
+      <w:r>
+        <w:t xml:space="preserve">, нумерованными </w:t>
+      </w:r>
+      <w:r>
+        <w:rPr>
+          <w:rStyle w:val="HTML"/>
+          <w:rFonts w:eastAsiaTheme="majorEastAsia"/>
+        </w:rPr>
+        <w:t>&lt;</w:t>
+      </w:r>
+      <w:proofErr w:type="spellStart"/>
+      <w:r>
+        <w:rPr>
+          <w:rStyle w:val="HTML"/>
+          <w:rFonts w:eastAsiaTheme="majorEastAsia"/>
+        </w:rPr>
+        <w:t>ol</w:t>
+      </w:r>
+      <w:proofErr w:type="spellEnd"/>
+      <w:r>
+        <w:rPr>
+          <w:rStyle w:val="HTML"/>
+          <w:rFonts w:eastAsiaTheme="majorEastAsia"/>
+        </w:rPr>
+        <w:t>&gt;</w:t>
+      </w:r>
+      <w:r>
+        <w:t xml:space="preserve"> и маркированными </w:t>
+      </w:r>
+      <w:r>
+        <w:rPr>
+          <w:rStyle w:val="HTML"/>
+          <w:rFonts w:eastAsiaTheme="majorEastAsia"/>
+        </w:rPr>
+        <w:t>&lt;</w:t>
+      </w:r>
+      <w:proofErr w:type="spellStart"/>
+      <w:r>
+        <w:rPr>
+          <w:rStyle w:val="HTML"/>
+          <w:rFonts w:eastAsiaTheme="majorEastAsia"/>
+        </w:rPr>
+        <w:t>ul</w:t>
+      </w:r>
+      <w:proofErr w:type="spellEnd"/>
+      <w:r>
+        <w:rPr>
+          <w:rStyle w:val="HTML"/>
+          <w:rFonts w:eastAsiaTheme="majorEastAsia"/>
+        </w:rPr>
+        <w:t>&gt;</w:t>
+      </w:r>
+      <w:r>
+        <w:t xml:space="preserve"> списками. Для оформления этого документа я создал отдельный файл стилей </w:t>
+      </w:r>
+      <w:r>
+        <w:rPr>
+          <w:rStyle w:val="HTML"/>
+          <w:rFonts w:eastAsiaTheme="majorEastAsia"/>
+        </w:rPr>
+        <w:t>style_menu.css</w:t>
+      </w:r>
+      <w:r>
+        <w:t xml:space="preserve"> и установил связь с ним. Вместо классов я применил селекторы идентификаторов (</w:t>
+      </w:r>
+      <w:proofErr w:type="spellStart"/>
+      <w:r>
+        <w:t>id</w:t>
+      </w:r>
+      <w:proofErr w:type="spellEnd"/>
+      <w:r>
+        <w:t xml:space="preserve">), так как они обладают наивысшим приоритетом. С помощью идентификаторов </w:t>
+      </w:r>
+      <w:r>
+        <w:rPr>
+          <w:rStyle w:val="HTML"/>
+          <w:rFonts w:eastAsiaTheme="majorEastAsia"/>
+        </w:rPr>
+        <w:t>#blue</w:t>
+      </w:r>
+      <w:r>
+        <w:t xml:space="preserve">, </w:t>
+      </w:r>
+      <w:r>
+        <w:rPr>
+          <w:rStyle w:val="HTML"/>
+          <w:rFonts w:eastAsiaTheme="majorEastAsia"/>
+        </w:rPr>
+        <w:t>#blue_2</w:t>
+      </w:r>
+      <w:r>
+        <w:t xml:space="preserve">, </w:t>
+      </w:r>
+      <w:r>
+        <w:rPr>
+          <w:rStyle w:val="HTML"/>
+          <w:rFonts w:eastAsiaTheme="majorEastAsia"/>
+        </w:rPr>
+        <w:t>#brown</w:t>
+      </w:r>
+      <w:r>
+        <w:t xml:space="preserve"> и </w:t>
+      </w:r>
+      <w:r>
+        <w:rPr>
+          <w:rStyle w:val="HTML"/>
+          <w:rFonts w:eastAsiaTheme="majorEastAsia"/>
+        </w:rPr>
+        <w:t>#brown_2</w:t>
+      </w:r>
+      <w:r>
+        <w:t xml:space="preserve"> я точечно настроил шрифты (</w:t>
+      </w:r>
+      <w:proofErr w:type="spellStart"/>
+      <w:r>
+        <w:t>Tahoma</w:t>
+      </w:r>
+      <w:proofErr w:type="spellEnd"/>
+      <w:r>
+        <w:t>, Times) и цвета для каждой конкретной группы заголовков и списков, а также задал общий цвет фона для всей страницы меню. Результат был успешно проверен в браузере.</w:t>
+      </w:r>
+    </w:p>
+    <w:p>
+      <w:pPr>
+        <w:ind w:right="-568" w:firstLine="709"/>
+        <w:jc w:val="both"/>
+        <w:rPr>
+          <w:rFonts w:cs="Times New Roman"/>
+          <w:b/>
+          <w:szCs w:val="28"/>
+        </w:rPr>
+      </w:pPr>
+      <w:r>
+        <w:rPr>
+          <w:rFonts w:cs="Times New Roman"/>
+          <w:b/>
+          <w:szCs w:val="28"/>
+        </w:rPr>
+        <w:lastRenderedPageBreak/>
+        <w:drawing>
+          <wp:inline distT="0" distB="0" distL="0" distR="0" wp14:anchorId="6C517297" wp14:editId="7904DF35">
+            <wp:extent cx="5940425" cy="3340100"/>
+            <wp:effectExtent l="0" t="0" r="3175" b="0"/>
+            <wp:docPr id="5" name="Рисунок 5"/>
+            <wp:cNvGraphicFramePr>
+              <a:graphicFrameLocks xmlns:a="http://schemas.openxmlformats.org/drawingml/2006/main" noChangeAspect="1"/>
+            </wp:cNvGraphicFramePr>
+            <a:graphic xmlns:a="http://schemas.openxmlformats.org/drawingml/2006/main">
+              <a:graphicData uri="http://schemas.openxmlformats.org/drawingml/2006/picture">
+                <pic:pic xmlns:pic="http://schemas.openxmlformats.org/drawingml/2006/picture">
+                  <pic:nvPicPr>
+                    <pic:cNvPr id="1" name=""/>
+                    <pic:cNvPicPr/>
+                  </pic:nvPicPr>
+                  <pic:blipFill>
+                    <a:blip r:embed="rId9"/>
+                    <a:stretch>
+                      <a:fillRect/>
+                    </a:stretch>
+                  </pic:blipFill>
+                  <pic:spPr>
+                    <a:xfrm>
+                      <a:off x="0" y="0"/>
+                      <a:ext cx="5940425" cy="3340100"/>
+                    </a:xfrm>
+                    <a:prstGeom prst="rect">
+                      <a:avLst/>
+                    </a:prstGeom>
+                  </pic:spPr>
+                </pic:pic>
+              </a:graphicData>
+            </a:graphic>
+          </wp:inline>
+        </w:drawing>
+      </w:r>
+    </w:p>
+    <w:p>
+      <w:pPr>
+        <w:ind w:right="-568" w:firstLine="709"/>
+        <w:jc w:val="both"/>
+        <w:rPr>
+          <w:rFonts w:cs="Times New Roman"/>
+          <w:b/>
+          <w:szCs w:val="28"/>
+        </w:rPr>
+      </w:pPr>
+    </w:p>
+    <w:p>
+      <w:pPr>
+        <w:ind w:right="-568" w:firstLine="709"/>
+        <w:jc w:val="both"/>
+        <w:rPr>
+          <w:rFonts w:cs="Times New Roman"/>
+          <w:b/>
+          <w:szCs w:val="28"/>
+        </w:rPr>
+      </w:pPr>
+      <w:r>
+        <w:rPr>
+          <w:rFonts w:cs="Times New Roman"/>
+          <w:b/>
+          <w:szCs w:val="28"/>
         </w:rPr>
         <w:t>Вывод</w:t>
       </w:r>
+      <w:proofErr w:type="gramStart"/>
       <w:r>
         <w:rPr>
           <w:rFonts w:cs="Times New Roman"/>
@@ -1253,25 +2239,16 @@
           <w:bCs/>
           <w:szCs w:val="28"/>
         </w:rPr>
-        <w:t>В ходе лабораторной работы были изучены и практически освоены принципы работы с внешними таблицами стилей CSS. Было реализовано подключение внешнего CSS</w:t>
-      </w:r>
+        <w:t>В ходе</w:t>
+      </w:r>
+      <w:proofErr w:type="gramEnd"/>
       <w:r>
         <w:rPr>
           <w:rFonts w:cs="Times New Roman"/>
           <w:bCs/>
           <w:szCs w:val="28"/>
         </w:rPr>
-        <w:noBreakHyphen/>
-        <w:t>файла к HTML</w:t>
-      </w:r>
-      <w:r>
-        <w:rPr>
-          <w:rFonts w:cs="Times New Roman"/>
-          <w:bCs/>
-          <w:szCs w:val="28"/>
-        </w:rPr>
-        <w:noBreakHyphen/>
-        <w:t>документу с помощью тега &lt;link&gt; в секции &lt;head&gt;.</w:t>
+        <w:t xml:space="preserve"> выполнения практической работы я освоил технологию каскадных таблиц стилей CSS и научился подключать внешние CSS-файлы к HTML-документам. На практике были отработаны различные типы селекторов: селекторы тегов для глобального оформления элементов страницы, классы и групповые селекторы для гибкой настройки однотипных элементов с разным дизайном, а также ID-селекторы для уникальных блоков меню. Разделение структуры HTML и визуального оформления CSS позволяет легко и быстро изменять дизайн сайта, не затрагивая его логическую структуру.</w:t>
       </w:r>
     </w:p>
     <w:sectPr>
@@ -4761,6 +5738,27 @@
       <w:szCs w:val="24"/>
     </w:rPr>
   </w:style>
+  <w:style w:type="character" w:customStyle="1" w:styleId="SourceText">
+    <w:name w:val="Source Text"/>
+    <w:qFormat/>
+    <w:rsid w:val="00214887"/>
+    <w:rPr>
+      <w:rFonts w:ascii="Liberation Mono" w:eastAsia="Liberation Mono" w:hAnsi="Liberation Mono" w:cs="Liberation Mono"/>
+    </w:rPr>
+  </w:style>
+  <w:style w:type="character" w:styleId="HTML">
+    <w:name w:val="HTML Code"/>
+    <w:basedOn w:val="a0"/>
+    <w:uiPriority w:val="99"/>
+    <w:semiHidden/>
+    <w:unhideWhenUsed/>
+    <w:rsid w:val="0076493A"/>
+    <w:rPr>
+      <w:rFonts w:ascii="Courier New" w:eastAsia="Times New Roman" w:hAnsi="Courier New" w:cs="Courier New"/>
+      <w:sz w:val="20"/>
+      <w:szCs w:val="20"/>
+    </w:rPr>
+  </w:style>
 </w:styles>
 </file>
 

--- a/lb_2_(TRIR)_отчёт.docx
+++ b/lb_2_(TRIR)_отчёт.docx
@@ -1027,8 +1027,6 @@
       <w:r>
         <w:rPr>
           <w:rFonts w:cs="Times New Roman"/>
-          <w:b/>
-          <w:bCs/>
           <w:i/>
           <w:szCs w:val="28"/>
         </w:rPr>
@@ -1037,8 +1035,6 @@
       <w:r>
         <w:rPr>
           <w:rFonts w:cs="Times New Roman"/>
-          <w:b/>
-          <w:bCs/>
           <w:i/>
           <w:szCs w:val="28"/>
         </w:rPr>
@@ -1047,8 +1043,6 @@
       <w:r>
         <w:rPr>
           <w:rFonts w:cs="Times New Roman"/>
-          <w:b/>
-          <w:bCs/>
           <w:i/>
           <w:szCs w:val="28"/>
         </w:rPr>
@@ -1057,8 +1051,6 @@
       <w:r>
         <w:rPr>
           <w:rFonts w:cs="Times New Roman"/>
-          <w:b/>
-          <w:bCs/>
           <w:i/>
           <w:szCs w:val="28"/>
         </w:rPr>
@@ -1068,8 +1060,6 @@
       <w:r>
         <w:rPr>
           <w:rFonts w:cs="Times New Roman"/>
-          <w:b/>
-          <w:bCs/>
           <w:i/>
           <w:szCs w:val="28"/>
         </w:rPr>
@@ -1077,8 +1067,6 @@
       </w:r>
       <w:r>
         <w:rPr>
-          <w:b/>
-          <w:bCs/>
           <w:i/>
           <w:szCs w:val="28"/>
         </w:rPr>
@@ -1087,8 +1075,6 @@
       <w:proofErr w:type="gramEnd"/>
       <w:r>
         <w:rPr>
-          <w:b/>
-          <w:bCs/>
           <w:i/>
           <w:szCs w:val="28"/>
         </w:rPr>
@@ -1097,8 +1083,6 @@
       <w:proofErr w:type="spellStart"/>
       <w:r>
         <w:rPr>
-          <w:b/>
-          <w:bCs/>
           <w:i/>
           <w:szCs w:val="28"/>
         </w:rPr>
@@ -1107,8 +1091,6 @@
       <w:proofErr w:type="spellEnd"/>
       <w:r>
         <w:rPr>
-          <w:b/>
-          <w:bCs/>
           <w:i/>
           <w:szCs w:val="28"/>
         </w:rPr>
@@ -1117,7 +1099,6 @@
       <w:r>
         <w:rPr>
           <w:rFonts w:cs="Times New Roman"/>
-          <w:b/>
           <w:i/>
           <w:szCs w:val="28"/>
         </w:rPr>
@@ -1184,7 +1165,6 @@
           <w:rFonts w:cs="Times New Roman"/>
           <w:b/>
           <w:szCs w:val="28"/>
-          <w:lang w:val="en-US"/>
         </w:rPr>
       </w:pPr>
       <w:r>
@@ -1536,6 +1516,7 @@
         <w:rPr>
           <w:rFonts w:cs="Times New Roman"/>
           <w:b/>
+          <w:noProof/>
           <w:szCs w:val="28"/>
           <w:lang w:val="en-US"/>
         </w:rPr>
@@ -1593,15 +1574,7 @@
           <w:b/>
           <w:szCs w:val="28"/>
         </w:rPr>
-        <w:t xml:space="preserve">Задание </w:t>
-      </w:r>
-      <w:r>
-        <w:rPr>
-          <w:rFonts w:cs="Times New Roman"/>
-          <w:b/>
-          <w:szCs w:val="28"/>
-        </w:rPr>
-        <w:t>2</w:t>
+        <w:t>Задание 2</w:t>
       </w:r>
     </w:p>
     <w:p>
@@ -1771,6 +1744,7 @@
       <w:r>
         <w:rPr>
           <w:rFonts w:cs="Times New Roman"/>
+          <w:noProof/>
           <w:szCs w:val="28"/>
         </w:rPr>
         <w:drawing>
@@ -1827,15 +1801,7 @@
           <w:szCs w:val="28"/>
         </w:rPr>
         <w:lastRenderedPageBreak/>
-        <w:t xml:space="preserve">Задание </w:t>
-      </w:r>
-      <w:r>
-        <w:rPr>
-          <w:rFonts w:cs="Times New Roman"/>
-          <w:b/>
-          <w:szCs w:val="28"/>
-        </w:rPr>
-        <w:t>3</w:t>
+        <w:t>Задание 3</w:t>
       </w:r>
     </w:p>
     <w:p>
@@ -1927,6 +1893,9 @@
         <w:jc w:val="both"/>
       </w:pPr>
       <w:r>
+        <w:rPr>
+          <w:noProof/>
+        </w:rPr>
         <w:drawing>
           <wp:inline distT="0" distB="0" distL="0" distR="0" wp14:anchorId="3848E0EC" wp14:editId="1D1F3393">
             <wp:extent cx="5940425" cy="3340100"/>
@@ -1980,15 +1949,7 @@
           <w:b/>
           <w:szCs w:val="28"/>
         </w:rPr>
-        <w:t xml:space="preserve">Задание </w:t>
-      </w:r>
-      <w:r>
-        <w:rPr>
-          <w:rFonts w:cs="Times New Roman"/>
-          <w:b/>
-          <w:szCs w:val="28"/>
-        </w:rPr>
-        <w:t>4</w:t>
+        <w:t>Задание 4</w:t>
       </w:r>
     </w:p>
     <w:p>
@@ -2152,6 +2113,7 @@
         <w:rPr>
           <w:rFonts w:cs="Times New Roman"/>
           <w:b/>
+          <w:noProof/>
           <w:szCs w:val="28"/>
         </w:rPr>
         <w:lastRenderedPageBreak/>
@@ -5341,6 +5303,7 @@
   <w:style w:type="character" w:default="1" w:styleId="a0">
     <w:name w:val="Default Paragraph Font"/>
     <w:uiPriority w:val="1"/>
+    <w:semiHidden/>
     <w:unhideWhenUsed/>
   </w:style>
   <w:style w:type="table" w:default="1" w:styleId="a1">
